--- a/java笔记.docx
+++ b/java笔记.docx
@@ -608,8 +608,6 @@
           <w:shd w:val="clear" w:color="auto" w:fill="FFFFFF"/>
         </w:rPr>
       </w:pPr>
-      <w:bookmarkStart w:id="0" w:name="_GoBack"/>
-      <w:bookmarkEnd w:id="0"/>
     </w:p>
     <w:p>
       <w:pPr>
@@ -2540,9 +2538,6 @@
     <w:p>
       <w:pPr>
         <w:spacing w:line="288" w:lineRule="auto"/>
-        <w:rPr>
-          <w:rFonts w:hint="eastAsia"/>
-        </w:rPr>
       </w:pPr>
       <w:r>
         <w:rPr>
@@ -4727,308 +4722,40 @@
           <w:szCs w:val="21"/>
           <w:shd w:val="clear" w:color="auto" w:fill="FFFFFF"/>
         </w:rPr>
-        <w:t>不同的国家和地区制定了不同的标准，由此产生了</w:t>
-      </w:r>
-      <w:r>
-        <w:rPr>
-          <w:rFonts w:ascii="Times New Roman" w:hAnsi="Times New Roman" w:cs="Times New Roman"/>
-          <w:color w:val="333333"/>
-          <w:sz w:val="24"/>
-          <w:szCs w:val="21"/>
-          <w:shd w:val="clear" w:color="auto" w:fill="FFFFFF"/>
-        </w:rPr>
-        <w:t xml:space="preserve"> GB2312</w:t>
-      </w:r>
-      <w:r>
-        <w:rPr>
-          <w:rFonts w:ascii="Times New Roman" w:hAnsi="Times New Roman" w:cs="Times New Roman"/>
-          <w:color w:val="333333"/>
-          <w:sz w:val="24"/>
-          <w:szCs w:val="21"/>
-          <w:shd w:val="clear" w:color="auto" w:fill="FFFFFF"/>
-        </w:rPr>
-        <w:t>、</w:t>
-      </w:r>
-      <w:r>
-        <w:rPr>
-          <w:rFonts w:ascii="Times New Roman" w:hAnsi="Times New Roman" w:cs="Times New Roman"/>
-          <w:color w:val="333333"/>
-          <w:sz w:val="24"/>
-          <w:szCs w:val="21"/>
-          <w:shd w:val="clear" w:color="auto" w:fill="FFFFFF"/>
-        </w:rPr>
-        <w:t>GBK</w:t>
-      </w:r>
-      <w:r>
-        <w:rPr>
-          <w:rFonts w:ascii="Times New Roman" w:hAnsi="Times New Roman" w:cs="Times New Roman"/>
-          <w:color w:val="333333"/>
-          <w:sz w:val="24"/>
-          <w:szCs w:val="21"/>
-          <w:shd w:val="clear" w:color="auto" w:fill="FFFFFF"/>
-        </w:rPr>
-        <w:t>、</w:t>
-      </w:r>
-      <w:r>
-        <w:rPr>
-          <w:rFonts w:ascii="Times New Roman" w:hAnsi="Times New Roman" w:cs="Times New Roman"/>
-          <w:color w:val="333333"/>
-          <w:sz w:val="24"/>
-          <w:szCs w:val="21"/>
-          <w:shd w:val="clear" w:color="auto" w:fill="FFFFFF"/>
-        </w:rPr>
-        <w:t>GB18030</w:t>
-      </w:r>
-      <w:r>
-        <w:rPr>
-          <w:rFonts w:ascii="Times New Roman" w:hAnsi="Times New Roman" w:cs="Times New Roman"/>
-          <w:color w:val="333333"/>
-          <w:sz w:val="24"/>
-          <w:szCs w:val="21"/>
-          <w:shd w:val="clear" w:color="auto" w:fill="FFFFFF"/>
-        </w:rPr>
-        <w:t>、</w:t>
-      </w:r>
-      <w:r>
-        <w:rPr>
-          <w:rFonts w:ascii="Times New Roman" w:hAnsi="Times New Roman" w:cs="Times New Roman"/>
-          <w:color w:val="333333"/>
-          <w:sz w:val="24"/>
-          <w:szCs w:val="21"/>
-          <w:shd w:val="clear" w:color="auto" w:fill="FFFFFF"/>
-        </w:rPr>
-        <w:t>Big5</w:t>
-      </w:r>
-      <w:r>
-        <w:rPr>
-          <w:rFonts w:ascii="Times New Roman" w:hAnsi="Times New Roman" w:cs="Times New Roman"/>
-          <w:color w:val="333333"/>
-          <w:sz w:val="24"/>
-          <w:szCs w:val="21"/>
-          <w:shd w:val="clear" w:color="auto" w:fill="FFFFFF"/>
-        </w:rPr>
-        <w:t>、</w:t>
-      </w:r>
-      <w:r>
-        <w:rPr>
-          <w:rFonts w:ascii="Times New Roman" w:hAnsi="Times New Roman" w:cs="Times New Roman"/>
-          <w:color w:val="333333"/>
-          <w:sz w:val="24"/>
-          <w:szCs w:val="21"/>
-          <w:shd w:val="clear" w:color="auto" w:fill="FFFFFF"/>
-        </w:rPr>
-        <w:t xml:space="preserve">Shift_JIS </w:t>
-      </w:r>
-      <w:r>
-        <w:rPr>
-          <w:rFonts w:ascii="Times New Roman" w:hAnsi="Times New Roman" w:cs="Times New Roman"/>
-          <w:color w:val="333333"/>
-          <w:sz w:val="24"/>
-          <w:szCs w:val="21"/>
-          <w:shd w:val="clear" w:color="auto" w:fill="FFFFFF"/>
-        </w:rPr>
-        <w:t>等各自的编码标准。这些使用多个字节来代表一个字符的各种汉字延伸编码方式，称为</w:t>
-      </w:r>
-      <w:r>
-        <w:rPr>
-          <w:rFonts w:ascii="Times New Roman" w:hAnsi="Times New Roman" w:cs="Times New Roman"/>
-          <w:color w:val="333333"/>
-          <w:sz w:val="24"/>
-          <w:szCs w:val="21"/>
-          <w:shd w:val="clear" w:color="auto" w:fill="FFFFFF"/>
-        </w:rPr>
-        <w:t xml:space="preserve"> ANSI </w:t>
-      </w:r>
-      <w:r>
-        <w:rPr>
-          <w:rFonts w:ascii="Times New Roman" w:hAnsi="Times New Roman" w:cs="Times New Roman"/>
-          <w:color w:val="333333"/>
-          <w:sz w:val="24"/>
-          <w:szCs w:val="21"/>
-          <w:shd w:val="clear" w:color="auto" w:fill="FFFFFF"/>
-        </w:rPr>
-        <w:t>编码。在简体中文</w:t>
-      </w:r>
-      <w:r>
-        <w:rPr>
-          <w:rFonts w:ascii="Times New Roman" w:hAnsi="Times New Roman" w:cs="Times New Roman"/>
-          <w:color w:val="333333"/>
-          <w:sz w:val="24"/>
-          <w:szCs w:val="21"/>
-          <w:shd w:val="clear" w:color="auto" w:fill="FFFFFF"/>
-        </w:rPr>
-        <w:t>Windows</w:t>
-      </w:r>
-      <w:r>
-        <w:rPr>
-          <w:rFonts w:ascii="Times New Roman" w:hAnsi="Times New Roman" w:cs="Times New Roman"/>
-          <w:color w:val="333333"/>
-          <w:sz w:val="24"/>
-          <w:szCs w:val="21"/>
-          <w:shd w:val="clear" w:color="auto" w:fill="FFFFFF"/>
-        </w:rPr>
-        <w:t>操作系统中，</w:t>
-      </w:r>
-      <w:r>
-        <w:rPr>
-          <w:rFonts w:ascii="Times New Roman" w:hAnsi="Times New Roman" w:cs="Times New Roman"/>
-          <w:color w:val="333333"/>
-          <w:sz w:val="24"/>
-          <w:szCs w:val="21"/>
-          <w:shd w:val="clear" w:color="auto" w:fill="FFFFFF"/>
-        </w:rPr>
-        <w:t xml:space="preserve">ANSI </w:t>
-      </w:r>
-      <w:r>
-        <w:rPr>
-          <w:rFonts w:ascii="Times New Roman" w:hAnsi="Times New Roman" w:cs="Times New Roman"/>
-          <w:color w:val="333333"/>
-          <w:sz w:val="24"/>
-          <w:szCs w:val="21"/>
-          <w:shd w:val="clear" w:color="auto" w:fill="FFFFFF"/>
-        </w:rPr>
-        <w:t>编码代表</w:t>
-      </w:r>
-      <w:r>
-        <w:rPr>
-          <w:rFonts w:ascii="Times New Roman" w:hAnsi="Times New Roman" w:cs="Times New Roman"/>
-          <w:color w:val="333333"/>
-          <w:sz w:val="24"/>
-          <w:szCs w:val="21"/>
-          <w:shd w:val="clear" w:color="auto" w:fill="FFFFFF"/>
-        </w:rPr>
-        <w:t xml:space="preserve"> GBK </w:t>
-      </w:r>
-      <w:r>
-        <w:rPr>
-          <w:rFonts w:ascii="Times New Roman" w:hAnsi="Times New Roman" w:cs="Times New Roman"/>
-          <w:color w:val="333333"/>
-          <w:sz w:val="24"/>
-          <w:szCs w:val="21"/>
-          <w:shd w:val="clear" w:color="auto" w:fill="FFFFFF"/>
-        </w:rPr>
-        <w:t>编码；在繁体中文</w:t>
-      </w:r>
-      <w:r>
-        <w:rPr>
-          <w:rFonts w:ascii="Times New Roman" w:hAnsi="Times New Roman" w:cs="Times New Roman"/>
-          <w:color w:val="333333"/>
-          <w:sz w:val="24"/>
-          <w:szCs w:val="21"/>
-          <w:shd w:val="clear" w:color="auto" w:fill="FFFFFF"/>
-        </w:rPr>
-        <w:t>Windows</w:t>
-      </w:r>
-      <w:r>
-        <w:rPr>
-          <w:rFonts w:ascii="Times New Roman" w:hAnsi="Times New Roman" w:cs="Times New Roman"/>
-          <w:color w:val="333333"/>
-          <w:sz w:val="24"/>
-          <w:szCs w:val="21"/>
-          <w:shd w:val="clear" w:color="auto" w:fill="FFFFFF"/>
-        </w:rPr>
-        <w:t>操作系统中，</w:t>
-      </w:r>
-      <w:r>
-        <w:rPr>
-          <w:rFonts w:ascii="Times New Roman" w:hAnsi="Times New Roman" w:cs="Times New Roman"/>
-          <w:color w:val="333333"/>
-          <w:sz w:val="24"/>
-          <w:szCs w:val="21"/>
-          <w:shd w:val="clear" w:color="auto" w:fill="FFFFFF"/>
-        </w:rPr>
-        <w:t>ANSI</w:t>
-      </w:r>
-      <w:r>
-        <w:rPr>
-          <w:rFonts w:ascii="Times New Roman" w:hAnsi="Times New Roman" w:cs="Times New Roman"/>
-          <w:color w:val="333333"/>
-          <w:sz w:val="24"/>
-          <w:szCs w:val="21"/>
-          <w:shd w:val="clear" w:color="auto" w:fill="FFFFFF"/>
-        </w:rPr>
-        <w:t>编码代表</w:t>
-      </w:r>
-      <w:r>
-        <w:rPr>
-          <w:rFonts w:ascii="Times New Roman" w:hAnsi="Times New Roman" w:cs="Times New Roman"/>
-          <w:color w:val="333333"/>
-          <w:sz w:val="24"/>
-          <w:szCs w:val="21"/>
-          <w:shd w:val="clear" w:color="auto" w:fill="FFFFFF"/>
-        </w:rPr>
-        <w:t>Big5</w:t>
-      </w:r>
-      <w:r>
-        <w:rPr>
-          <w:rFonts w:ascii="Times New Roman" w:hAnsi="Times New Roman" w:cs="Times New Roman"/>
-          <w:color w:val="333333"/>
-          <w:sz w:val="24"/>
-          <w:szCs w:val="21"/>
-          <w:shd w:val="clear" w:color="auto" w:fill="FFFFFF"/>
-        </w:rPr>
-        <w:t>；在日文</w:t>
-      </w:r>
-      <w:r>
-        <w:rPr>
-          <w:rFonts w:ascii="Times New Roman" w:hAnsi="Times New Roman" w:cs="Times New Roman"/>
-          <w:color w:val="333333"/>
-          <w:sz w:val="24"/>
-          <w:szCs w:val="21"/>
-          <w:shd w:val="clear" w:color="auto" w:fill="FFFFFF"/>
-        </w:rPr>
-        <w:t>Windows</w:t>
-      </w:r>
-      <w:r>
-        <w:rPr>
-          <w:rFonts w:ascii="Times New Roman" w:hAnsi="Times New Roman" w:cs="Times New Roman"/>
-          <w:color w:val="333333"/>
-          <w:sz w:val="24"/>
-          <w:szCs w:val="21"/>
-          <w:shd w:val="clear" w:color="auto" w:fill="FFFFFF"/>
-        </w:rPr>
-        <w:t>操作系统中，</w:t>
-      </w:r>
-      <w:r>
-        <w:rPr>
-          <w:rFonts w:ascii="Times New Roman" w:hAnsi="Times New Roman" w:cs="Times New Roman"/>
-          <w:color w:val="333333"/>
-          <w:sz w:val="24"/>
-          <w:szCs w:val="21"/>
-          <w:shd w:val="clear" w:color="auto" w:fill="FFFFFF"/>
-        </w:rPr>
-        <w:t xml:space="preserve">ANSI </w:t>
-      </w:r>
-      <w:r>
-        <w:rPr>
-          <w:rFonts w:ascii="Times New Roman" w:hAnsi="Times New Roman" w:cs="Times New Roman"/>
-          <w:color w:val="333333"/>
-          <w:sz w:val="24"/>
-          <w:szCs w:val="21"/>
-          <w:shd w:val="clear" w:color="auto" w:fill="FFFFFF"/>
-        </w:rPr>
-        <w:t>编码代表</w:t>
-      </w:r>
-      <w:r>
-        <w:rPr>
-          <w:rFonts w:ascii="Times New Roman" w:hAnsi="Times New Roman" w:cs="Times New Roman"/>
-          <w:color w:val="333333"/>
-          <w:sz w:val="24"/>
-          <w:szCs w:val="21"/>
-          <w:shd w:val="clear" w:color="auto" w:fill="FFFFFF"/>
-        </w:rPr>
-        <w:t xml:space="preserve"> Shift_JIS </w:t>
-      </w:r>
-      <w:r>
-        <w:rPr>
-          <w:rFonts w:ascii="Times New Roman" w:hAnsi="Times New Roman" w:cs="Times New Roman"/>
-          <w:color w:val="333333"/>
-          <w:sz w:val="24"/>
-          <w:szCs w:val="21"/>
-          <w:shd w:val="clear" w:color="auto" w:fill="FFFFFF"/>
-        </w:rPr>
-        <w:t>编码。</w:t>
-      </w:r>
+        <w:t>Java</w:t>
+      </w:r>
+      <w:r>
+        <w:rPr>
+          <w:rFonts w:ascii="Times New Roman" w:hAnsi="Times New Roman" w:cs="Times New Roman"/>
+          <w:color w:val="333333"/>
+          <w:sz w:val="24"/>
+          <w:szCs w:val="21"/>
+          <w:shd w:val="clear" w:color="auto" w:fill="FFFFFF"/>
+        </w:rPr>
+        <w:t>中的字符是</w:t>
+      </w:r>
+      <w:r>
+        <w:rPr>
+          <w:rFonts w:ascii="Times New Roman" w:hAnsi="Times New Roman" w:cs="Times New Roman"/>
+          <w:color w:val="333333"/>
+          <w:sz w:val="24"/>
+          <w:szCs w:val="21"/>
+          <w:shd w:val="clear" w:color="auto" w:fill="FFFFFF"/>
+        </w:rPr>
+        <w:t>Unicode</w:t>
+      </w:r>
+      <w:bookmarkStart w:id="0" w:name="_GoBack"/>
+      <w:r>
+        <w:rPr>
+          <w:rFonts w:ascii="Times New Roman" w:hAnsi="Times New Roman" w:cs="Times New Roman"/>
+          <w:color w:val="333333"/>
+          <w:sz w:val="24"/>
+          <w:szCs w:val="21"/>
+          <w:shd w:val="clear" w:color="auto" w:fill="FFFFFF"/>
+        </w:rPr>
+        <w:t>编码</w:t>
+      </w:r>
+      <w:bookmarkEnd w:id="0"/>
     </w:p>
     <w:p>
       <w:pPr>
@@ -5036,483 +4763,6 @@
         <w:ind w:firstLineChars="200" w:firstLine="480"/>
         <w:rPr>
           <w:rFonts w:ascii="Times New Roman" w:hAnsi="Times New Roman" w:cs="Times New Roman"/>
-          <w:color w:val="333333"/>
-          <w:sz w:val="24"/>
-          <w:szCs w:val="21"/>
-          <w:shd w:val="clear" w:color="auto" w:fill="FFFFFF"/>
-        </w:rPr>
-      </w:pPr>
-      <w:r>
-        <w:rPr>
-          <w:rStyle w:val="apple-converted-space"/>
-          <w:rFonts w:ascii="Times New Roman" w:hAnsi="Times New Roman" w:cs="Times New Roman"/>
-          <w:color w:val="333333"/>
-          <w:sz w:val="24"/>
-          <w:szCs w:val="21"/>
-          <w:shd w:val="clear" w:color="auto" w:fill="FFFFFF"/>
-        </w:rPr>
-        <w:t> </w:t>
-      </w:r>
-      <w:r>
-        <w:rPr>
-          <w:rFonts w:ascii="Times New Roman" w:hAnsi="Times New Roman" w:cs="Times New Roman"/>
-          <w:color w:val="333333"/>
-          <w:sz w:val="24"/>
-          <w:szCs w:val="21"/>
-          <w:shd w:val="clear" w:color="auto" w:fill="FFFFFF"/>
-        </w:rPr>
-        <w:t>Unicode</w:t>
-      </w:r>
-      <w:r>
-        <w:rPr>
-          <w:rFonts w:ascii="Times New Roman" w:hAnsi="Times New Roman" w:cs="Times New Roman"/>
-          <w:color w:val="333333"/>
-          <w:sz w:val="24"/>
-          <w:szCs w:val="21"/>
-          <w:shd w:val="clear" w:color="auto" w:fill="FFFFFF"/>
-        </w:rPr>
-        <w:t>目前普遍采用的是</w:t>
-      </w:r>
-      <w:r>
-        <w:rPr>
-          <w:rFonts w:ascii="Times New Roman" w:hAnsi="Times New Roman" w:cs="Times New Roman"/>
-          <w:color w:val="333333"/>
-          <w:sz w:val="24"/>
-          <w:szCs w:val="21"/>
-          <w:shd w:val="clear" w:color="auto" w:fill="FFFFFF"/>
-        </w:rPr>
-        <w:t>UCS-2,</w:t>
-      </w:r>
-      <w:r>
-        <w:rPr>
-          <w:rFonts w:ascii="Times New Roman" w:hAnsi="Times New Roman" w:cs="Times New Roman"/>
-          <w:color w:val="333333"/>
-          <w:sz w:val="24"/>
-          <w:szCs w:val="21"/>
-          <w:shd w:val="clear" w:color="auto" w:fill="FFFFFF"/>
-        </w:rPr>
-        <w:t>它用两个字节来编码一个字符。编码从</w:t>
-      </w:r>
-      <w:r>
-        <w:rPr>
-          <w:rFonts w:ascii="Times New Roman" w:hAnsi="Times New Roman" w:cs="Times New Roman"/>
-          <w:color w:val="333333"/>
-          <w:sz w:val="24"/>
-          <w:szCs w:val="21"/>
-          <w:shd w:val="clear" w:color="auto" w:fill="FFFFFF"/>
-        </w:rPr>
-        <w:t>0</w:t>
-      </w:r>
-      <w:r>
-        <w:rPr>
-          <w:rFonts w:ascii="Times New Roman" w:hAnsi="Times New Roman" w:cs="Times New Roman"/>
-          <w:color w:val="333333"/>
-          <w:sz w:val="24"/>
-          <w:szCs w:val="21"/>
-          <w:shd w:val="clear" w:color="auto" w:fill="FFFFFF"/>
-        </w:rPr>
-        <w:t>到</w:t>
-      </w:r>
-      <w:r>
-        <w:rPr>
-          <w:rFonts w:ascii="Times New Roman" w:hAnsi="Times New Roman" w:cs="Times New Roman"/>
-          <w:color w:val="333333"/>
-          <w:sz w:val="24"/>
-          <w:szCs w:val="21"/>
-          <w:shd w:val="clear" w:color="auto" w:fill="FFFFFF"/>
-        </w:rPr>
-        <w:t>127</w:t>
-      </w:r>
-      <w:r>
-        <w:rPr>
-          <w:rFonts w:ascii="Times New Roman" w:hAnsi="Times New Roman" w:cs="Times New Roman"/>
-          <w:color w:val="333333"/>
-          <w:sz w:val="24"/>
-          <w:szCs w:val="21"/>
-          <w:shd w:val="clear" w:color="auto" w:fill="FFFFFF"/>
-        </w:rPr>
-        <w:t>的字符与</w:t>
-      </w:r>
-      <w:r>
-        <w:rPr>
-          <w:rFonts w:ascii="Times New Roman" w:hAnsi="Times New Roman" w:cs="Times New Roman"/>
-          <w:color w:val="333333"/>
-          <w:sz w:val="24"/>
-          <w:szCs w:val="21"/>
-          <w:shd w:val="clear" w:color="auto" w:fill="FFFFFF"/>
-        </w:rPr>
-        <w:t>ASCII</w:t>
-      </w:r>
-      <w:r>
-        <w:rPr>
-          <w:rFonts w:ascii="Times New Roman" w:hAnsi="Times New Roman" w:cs="Times New Roman"/>
-          <w:color w:val="333333"/>
-          <w:sz w:val="24"/>
-          <w:szCs w:val="21"/>
-          <w:shd w:val="clear" w:color="auto" w:fill="FFFFFF"/>
-        </w:rPr>
-        <w:t>编码的字符一样，比如字母</w:t>
-      </w:r>
-      <w:r>
-        <w:rPr>
-          <w:rFonts w:ascii="Times New Roman" w:hAnsi="Times New Roman" w:cs="Times New Roman"/>
-          <w:color w:val="333333"/>
-          <w:sz w:val="24"/>
-          <w:szCs w:val="21"/>
-          <w:shd w:val="clear" w:color="auto" w:fill="FFFFFF"/>
-        </w:rPr>
-        <w:t>"a"</w:t>
-      </w:r>
-      <w:r>
-        <w:rPr>
-          <w:rFonts w:ascii="Times New Roman" w:hAnsi="Times New Roman" w:cs="Times New Roman"/>
-          <w:color w:val="333333"/>
-          <w:sz w:val="24"/>
-          <w:szCs w:val="21"/>
-          <w:shd w:val="clear" w:color="auto" w:fill="FFFFFF"/>
-        </w:rPr>
-        <w:t>的</w:t>
-      </w:r>
-      <w:r>
-        <w:rPr>
-          <w:rFonts w:ascii="Times New Roman" w:hAnsi="Times New Roman" w:cs="Times New Roman"/>
-          <w:color w:val="333333"/>
-          <w:sz w:val="24"/>
-          <w:szCs w:val="21"/>
-          <w:shd w:val="clear" w:color="auto" w:fill="FFFFFF"/>
-        </w:rPr>
-        <w:t xml:space="preserve">Unicode </w:t>
-      </w:r>
-      <w:r>
-        <w:rPr>
-          <w:rFonts w:ascii="Times New Roman" w:hAnsi="Times New Roman" w:cs="Times New Roman"/>
-          <w:color w:val="333333"/>
-          <w:sz w:val="24"/>
-          <w:szCs w:val="21"/>
-          <w:shd w:val="clear" w:color="auto" w:fill="FFFFFF"/>
-        </w:rPr>
-        <w:t>编码是</w:t>
-      </w:r>
-      <w:r>
-        <w:rPr>
-          <w:rFonts w:ascii="Times New Roman" w:hAnsi="Times New Roman" w:cs="Times New Roman"/>
-          <w:color w:val="333333"/>
-          <w:sz w:val="24"/>
-          <w:szCs w:val="21"/>
-          <w:shd w:val="clear" w:color="auto" w:fill="FFFFFF"/>
-        </w:rPr>
-        <w:t>0x0061,</w:t>
-      </w:r>
-      <w:r>
-        <w:rPr>
-          <w:rFonts w:ascii="Times New Roman" w:hAnsi="Times New Roman" w:cs="Times New Roman"/>
-          <w:color w:val="333333"/>
-          <w:sz w:val="24"/>
-          <w:szCs w:val="21"/>
-          <w:shd w:val="clear" w:color="auto" w:fill="FFFFFF"/>
-        </w:rPr>
-        <w:t>十进制是</w:t>
-      </w:r>
-      <w:r>
-        <w:rPr>
-          <w:rFonts w:ascii="Times New Roman" w:hAnsi="Times New Roman" w:cs="Times New Roman"/>
-          <w:color w:val="333333"/>
-          <w:sz w:val="24"/>
-          <w:szCs w:val="21"/>
-          <w:shd w:val="clear" w:color="auto" w:fill="FFFFFF"/>
-        </w:rPr>
-        <w:t>97,</w:t>
-      </w:r>
-      <w:r>
-        <w:rPr>
-          <w:rFonts w:ascii="Times New Roman" w:hAnsi="Times New Roman" w:cs="Times New Roman"/>
-          <w:color w:val="333333"/>
-          <w:sz w:val="24"/>
-          <w:szCs w:val="21"/>
-          <w:shd w:val="clear" w:color="auto" w:fill="FFFFFF"/>
-        </w:rPr>
-        <w:t>而</w:t>
-      </w:r>
-      <w:r>
-        <w:rPr>
-          <w:rFonts w:ascii="Times New Roman" w:hAnsi="Times New Roman" w:cs="Times New Roman"/>
-          <w:color w:val="333333"/>
-          <w:sz w:val="24"/>
-          <w:szCs w:val="21"/>
-          <w:shd w:val="clear" w:color="auto" w:fill="FFFFFF"/>
-        </w:rPr>
-        <w:t>"a"</w:t>
-      </w:r>
-      <w:r>
-        <w:rPr>
-          <w:rFonts w:ascii="Times New Roman" w:hAnsi="Times New Roman" w:cs="Times New Roman"/>
-          <w:color w:val="333333"/>
-          <w:sz w:val="24"/>
-          <w:szCs w:val="21"/>
-          <w:shd w:val="clear" w:color="auto" w:fill="FFFFFF"/>
-        </w:rPr>
-        <w:t>的</w:t>
-      </w:r>
-      <w:r>
-        <w:rPr>
-          <w:rFonts w:ascii="Times New Roman" w:hAnsi="Times New Roman" w:cs="Times New Roman"/>
-          <w:color w:val="333333"/>
-          <w:sz w:val="24"/>
-          <w:szCs w:val="21"/>
-          <w:shd w:val="clear" w:color="auto" w:fill="FFFFFF"/>
-        </w:rPr>
-        <w:t>ASCII</w:t>
-      </w:r>
-      <w:r>
-        <w:rPr>
-          <w:rFonts w:ascii="Times New Roman" w:hAnsi="Times New Roman" w:cs="Times New Roman"/>
-          <w:color w:val="333333"/>
-          <w:sz w:val="24"/>
-          <w:szCs w:val="21"/>
-          <w:shd w:val="clear" w:color="auto" w:fill="FFFFFF"/>
-        </w:rPr>
-        <w:t>编码是</w:t>
-      </w:r>
-      <w:r>
-        <w:rPr>
-          <w:rFonts w:ascii="Times New Roman" w:hAnsi="Times New Roman" w:cs="Times New Roman"/>
-          <w:color w:val="333333"/>
-          <w:sz w:val="24"/>
-          <w:szCs w:val="21"/>
-          <w:shd w:val="clear" w:color="auto" w:fill="FFFFFF"/>
-        </w:rPr>
-        <w:t>0x61,</w:t>
-      </w:r>
-      <w:r>
-        <w:rPr>
-          <w:rFonts w:ascii="Times New Roman" w:hAnsi="Times New Roman" w:cs="Times New Roman"/>
-          <w:color w:val="333333"/>
-          <w:sz w:val="24"/>
-          <w:szCs w:val="21"/>
-          <w:shd w:val="clear" w:color="auto" w:fill="FFFFFF"/>
-        </w:rPr>
-        <w:t>十进制也是</w:t>
-      </w:r>
-      <w:r>
-        <w:rPr>
-          <w:rFonts w:ascii="Times New Roman" w:hAnsi="Times New Roman" w:cs="Times New Roman"/>
-          <w:color w:val="333333"/>
-          <w:sz w:val="24"/>
-          <w:szCs w:val="21"/>
-          <w:shd w:val="clear" w:color="auto" w:fill="FFFFFF"/>
-        </w:rPr>
-        <w:t xml:space="preserve">97, </w:t>
-      </w:r>
-      <w:r>
-        <w:rPr>
-          <w:rFonts w:ascii="Times New Roman" w:hAnsi="Times New Roman" w:cs="Times New Roman"/>
-          <w:color w:val="333333"/>
-          <w:sz w:val="24"/>
-          <w:szCs w:val="21"/>
-          <w:shd w:val="clear" w:color="auto" w:fill="FFFFFF"/>
-        </w:rPr>
-        <w:t>对于汉字的编码，事实上</w:t>
-      </w:r>
-      <w:r>
-        <w:rPr>
-          <w:rFonts w:ascii="Times New Roman" w:hAnsi="Times New Roman" w:cs="Times New Roman"/>
-          <w:color w:val="333333"/>
-          <w:sz w:val="24"/>
-          <w:szCs w:val="21"/>
-          <w:shd w:val="clear" w:color="auto" w:fill="FFFFFF"/>
-        </w:rPr>
-        <w:t>Unicode</w:t>
-      </w:r>
-      <w:r>
-        <w:rPr>
-          <w:rFonts w:ascii="Times New Roman" w:hAnsi="Times New Roman" w:cs="Times New Roman"/>
-          <w:color w:val="333333"/>
-          <w:sz w:val="24"/>
-          <w:szCs w:val="21"/>
-          <w:shd w:val="clear" w:color="auto" w:fill="FFFFFF"/>
-        </w:rPr>
-        <w:t>对汉字支持不怎么好，这也是没办法的，</w:t>
-      </w:r>
-      <w:r>
-        <w:rPr>
-          <w:rFonts w:ascii="Times New Roman" w:hAnsi="Times New Roman" w:cs="Times New Roman"/>
-          <w:color w:val="333333"/>
-          <w:sz w:val="24"/>
-          <w:szCs w:val="21"/>
-          <w:shd w:val="clear" w:color="auto" w:fill="FFFFFF"/>
-        </w:rPr>
-        <w:t xml:space="preserve"> </w:t>
-      </w:r>
-      <w:r>
-        <w:rPr>
-          <w:rFonts w:ascii="Times New Roman" w:hAnsi="Times New Roman" w:cs="Times New Roman"/>
-          <w:color w:val="333333"/>
-          <w:sz w:val="24"/>
-          <w:szCs w:val="21"/>
-          <w:shd w:val="clear" w:color="auto" w:fill="FFFFFF"/>
-        </w:rPr>
-        <w:t>简体和繁体总共有六七万个汉字，而</w:t>
-      </w:r>
-      <w:r>
-        <w:rPr>
-          <w:rFonts w:ascii="Times New Roman" w:hAnsi="Times New Roman" w:cs="Times New Roman"/>
-          <w:color w:val="333333"/>
-          <w:sz w:val="24"/>
-          <w:szCs w:val="21"/>
-          <w:shd w:val="clear" w:color="auto" w:fill="FFFFFF"/>
-        </w:rPr>
-        <w:t>UCS-2</w:t>
-      </w:r>
-      <w:r>
-        <w:rPr>
-          <w:rFonts w:ascii="Times New Roman" w:hAnsi="Times New Roman" w:cs="Times New Roman"/>
-          <w:color w:val="333333"/>
-          <w:sz w:val="24"/>
-          <w:szCs w:val="21"/>
-          <w:shd w:val="clear" w:color="auto" w:fill="FFFFFF"/>
-        </w:rPr>
-        <w:t>最多能表示</w:t>
-      </w:r>
-      <w:r>
-        <w:rPr>
-          <w:rFonts w:ascii="Times New Roman" w:hAnsi="Times New Roman" w:cs="Times New Roman"/>
-          <w:color w:val="333333"/>
-          <w:sz w:val="24"/>
-          <w:szCs w:val="21"/>
-          <w:shd w:val="clear" w:color="auto" w:fill="FFFFFF"/>
-        </w:rPr>
-        <w:t>65536</w:t>
-      </w:r>
-      <w:r>
-        <w:rPr>
-          <w:rFonts w:ascii="Times New Roman" w:hAnsi="Times New Roman" w:cs="Times New Roman"/>
-          <w:color w:val="333333"/>
-          <w:sz w:val="24"/>
-          <w:szCs w:val="21"/>
-          <w:shd w:val="clear" w:color="auto" w:fill="FFFFFF"/>
-        </w:rPr>
-        <w:t>个。为了能表示所有汉字，</w:t>
-      </w:r>
-      <w:r>
-        <w:rPr>
-          <w:rFonts w:ascii="Times New Roman" w:hAnsi="Times New Roman" w:cs="Times New Roman"/>
-          <w:color w:val="333333"/>
-          <w:sz w:val="24"/>
-          <w:szCs w:val="21"/>
-          <w:shd w:val="clear" w:color="auto" w:fill="FFFFFF"/>
-        </w:rPr>
-        <w:t>Unicode</w:t>
-      </w:r>
-      <w:r>
-        <w:rPr>
-          <w:rFonts w:ascii="Times New Roman" w:hAnsi="Times New Roman" w:cs="Times New Roman"/>
-          <w:color w:val="333333"/>
-          <w:sz w:val="24"/>
-          <w:szCs w:val="21"/>
-          <w:shd w:val="clear" w:color="auto" w:fill="FFFFFF"/>
-        </w:rPr>
-        <w:t>也有</w:t>
-      </w:r>
-      <w:r>
-        <w:rPr>
-          <w:rFonts w:ascii="Times New Roman" w:hAnsi="Times New Roman" w:cs="Times New Roman"/>
-          <w:color w:val="333333"/>
-          <w:sz w:val="24"/>
-          <w:szCs w:val="21"/>
-          <w:shd w:val="clear" w:color="auto" w:fill="FFFFFF"/>
-        </w:rPr>
-        <w:t>UCS-4</w:t>
-      </w:r>
-      <w:r>
-        <w:rPr>
-          <w:rFonts w:ascii="Times New Roman" w:hAnsi="Times New Roman" w:cs="Times New Roman"/>
-          <w:color w:val="333333"/>
-          <w:sz w:val="24"/>
-          <w:szCs w:val="21"/>
-          <w:shd w:val="clear" w:color="auto" w:fill="FFFFFF"/>
-        </w:rPr>
-        <w:t>规范，就是用</w:t>
-      </w:r>
-      <w:r>
-        <w:rPr>
-          <w:rFonts w:ascii="Times New Roman" w:hAnsi="Times New Roman" w:cs="Times New Roman"/>
-          <w:color w:val="333333"/>
-          <w:sz w:val="24"/>
-          <w:szCs w:val="21"/>
-          <w:shd w:val="clear" w:color="auto" w:fill="FFFFFF"/>
-        </w:rPr>
-        <w:t xml:space="preserve"> 4</w:t>
-      </w:r>
-      <w:r>
-        <w:rPr>
-          <w:rFonts w:ascii="Times New Roman" w:hAnsi="Times New Roman" w:cs="Times New Roman"/>
-          <w:color w:val="333333"/>
-          <w:sz w:val="24"/>
-          <w:szCs w:val="21"/>
-          <w:shd w:val="clear" w:color="auto" w:fill="FFFFFF"/>
-        </w:rPr>
-        <w:t>个字节来编码字符。</w:t>
-      </w:r>
-    </w:p>
-    <w:p>
-      <w:pPr>
-        <w:spacing w:line="288" w:lineRule="auto"/>
-        <w:ind w:firstLineChars="200" w:firstLine="480"/>
-        <w:rPr>
-          <w:rFonts w:ascii="Times New Roman" w:hAnsi="Times New Roman" w:cs="Times New Roman"/>
-          <w:color w:val="333333"/>
-          <w:sz w:val="24"/>
-          <w:szCs w:val="21"/>
-          <w:shd w:val="clear" w:color="auto" w:fill="FFFFFF"/>
-        </w:rPr>
-      </w:pPr>
-      <w:r>
-        <w:rPr>
-          <w:rFonts w:ascii="Times New Roman" w:hAnsi="Times New Roman" w:cs="Times New Roman"/>
-          <w:color w:val="333333"/>
-          <w:sz w:val="24"/>
-          <w:szCs w:val="21"/>
-          <w:shd w:val="clear" w:color="auto" w:fill="FFFFFF"/>
-        </w:rPr>
-        <w:t>Java</w:t>
-      </w:r>
-      <w:r>
-        <w:rPr>
-          <w:rFonts w:ascii="Times New Roman" w:hAnsi="Times New Roman" w:cs="Times New Roman"/>
-          <w:color w:val="333333"/>
-          <w:sz w:val="24"/>
-          <w:szCs w:val="21"/>
-          <w:shd w:val="clear" w:color="auto" w:fill="FFFFFF"/>
-        </w:rPr>
-        <w:t>中的字符是</w:t>
-      </w:r>
-      <w:r>
-        <w:rPr>
-          <w:rFonts w:ascii="Times New Roman" w:hAnsi="Times New Roman" w:cs="Times New Roman"/>
-          <w:color w:val="333333"/>
-          <w:sz w:val="24"/>
-          <w:szCs w:val="21"/>
-          <w:shd w:val="clear" w:color="auto" w:fill="FFFFFF"/>
-        </w:rPr>
-        <w:t>Unicode</w:t>
-      </w:r>
-      <w:r>
-        <w:rPr>
-          <w:rFonts w:ascii="Times New Roman" w:hAnsi="Times New Roman" w:cs="Times New Roman"/>
-          <w:color w:val="333333"/>
-          <w:sz w:val="24"/>
-          <w:szCs w:val="21"/>
-          <w:shd w:val="clear" w:color="auto" w:fill="FFFFFF"/>
-        </w:rPr>
-        <w:t>编码</w:t>
-      </w:r>
-    </w:p>
-    <w:p>
-      <w:pPr>
-        <w:spacing w:line="288" w:lineRule="auto"/>
-        <w:ind w:firstLineChars="200" w:firstLine="480"/>
-        <w:rPr>
-          <w:rFonts w:ascii="Times New Roman" w:hAnsi="Times New Roman" w:cs="Times New Roman"/>
           <w:color w:val="000000"/>
           <w:sz w:val="24"/>
           <w:szCs w:val="21"/>
@@ -5697,18 +4947,7 @@
           <w:szCs w:val="21"/>
           <w:shd w:val="clear" w:color="auto" w:fill="FFFFFF"/>
         </w:rPr>
-        <w:t>写</w:t>
-      </w:r>
-      <w:r>
-        <w:rPr>
-          <w:rFonts w:ascii="Times New Roman" w:hAnsi="Times New Roman" w:cs="Times New Roman"/>
-          <w:color w:val="000000"/>
-          <w:sz w:val="24"/>
-          <w:szCs w:val="21"/>
-          <w:shd w:val="clear" w:color="auto" w:fill="FFFFFF"/>
-        </w:rPr>
-        <w:lastRenderedPageBreak/>
-        <w:t>数据的线程</w:t>
+        <w:t>写数据的线程</w:t>
       </w:r>
       <w:r>
         <w:rPr>
@@ -6452,1259 +5691,6 @@
     <w:p>
       <w:pPr>
         <w:spacing w:line="288" w:lineRule="auto"/>
-        <w:ind w:firstLineChars="100" w:firstLine="240"/>
-        <w:rPr>
-          <w:rFonts w:ascii="Times New Roman" w:hAnsi="Times New Roman" w:cs="Times New Roman"/>
-          <w:sz w:val="24"/>
-          <w:szCs w:val="21"/>
-        </w:rPr>
-      </w:pPr>
-      <w:r>
-        <w:rPr>
-          <w:rFonts w:ascii="Times New Roman" w:hAnsi="Times New Roman" w:cs="Times New Roman"/>
-          <w:sz w:val="24"/>
-          <w:szCs w:val="21"/>
-        </w:rPr>
-        <w:t>UTF-8</w:t>
-      </w:r>
-      <w:r>
-        <w:rPr>
-          <w:rFonts w:ascii="Times New Roman" w:hAnsi="Times New Roman" w:cs="Times New Roman"/>
-          <w:sz w:val="24"/>
-          <w:szCs w:val="21"/>
-        </w:rPr>
-        <w:t>是一种变长字节编码方式。对于某一个字符的</w:t>
-      </w:r>
-      <w:r>
-        <w:rPr>
-          <w:rFonts w:ascii="Times New Roman" w:hAnsi="Times New Roman" w:cs="Times New Roman"/>
-          <w:sz w:val="24"/>
-          <w:szCs w:val="21"/>
-        </w:rPr>
-        <w:t>UTF-8</w:t>
-      </w:r>
-      <w:r>
-        <w:rPr>
-          <w:rFonts w:ascii="Times New Roman" w:hAnsi="Times New Roman" w:cs="Times New Roman"/>
-          <w:sz w:val="24"/>
-          <w:szCs w:val="21"/>
-        </w:rPr>
-        <w:t>编码，如果只有一个字节则其最高二进制位为</w:t>
-      </w:r>
-      <w:r>
-        <w:rPr>
-          <w:rFonts w:ascii="Times New Roman" w:hAnsi="Times New Roman" w:cs="Times New Roman"/>
-          <w:sz w:val="24"/>
-          <w:szCs w:val="21"/>
-        </w:rPr>
-        <w:t>0</w:t>
-      </w:r>
-      <w:r>
-        <w:rPr>
-          <w:rFonts w:ascii="Times New Roman" w:hAnsi="Times New Roman" w:cs="Times New Roman"/>
-          <w:sz w:val="24"/>
-          <w:szCs w:val="21"/>
-        </w:rPr>
-        <w:t>；如果是多字节，其第一个字节从最高位开始，连续的二进制位值为</w:t>
-      </w:r>
-      <w:r>
-        <w:rPr>
-          <w:rFonts w:ascii="Times New Roman" w:hAnsi="Times New Roman" w:cs="Times New Roman"/>
-          <w:sz w:val="24"/>
-          <w:szCs w:val="21"/>
-        </w:rPr>
-        <w:t>1</w:t>
-      </w:r>
-      <w:r>
-        <w:rPr>
-          <w:rFonts w:ascii="Times New Roman" w:hAnsi="Times New Roman" w:cs="Times New Roman"/>
-          <w:sz w:val="24"/>
-          <w:szCs w:val="21"/>
-        </w:rPr>
-        <w:t>的个数决定了其编码的位数，其余各字节均以</w:t>
-      </w:r>
-      <w:r>
-        <w:rPr>
-          <w:rFonts w:ascii="Times New Roman" w:hAnsi="Times New Roman" w:cs="Times New Roman"/>
-          <w:sz w:val="24"/>
-          <w:szCs w:val="21"/>
-        </w:rPr>
-        <w:t>10</w:t>
-      </w:r>
-      <w:r>
-        <w:rPr>
-          <w:rFonts w:ascii="Times New Roman" w:hAnsi="Times New Roman" w:cs="Times New Roman"/>
-          <w:sz w:val="24"/>
-          <w:szCs w:val="21"/>
-        </w:rPr>
-        <w:t>开头。</w:t>
-      </w:r>
-      <w:r>
-        <w:rPr>
-          <w:rFonts w:ascii="Times New Roman" w:hAnsi="Times New Roman" w:cs="Times New Roman"/>
-          <w:sz w:val="24"/>
-          <w:szCs w:val="21"/>
-        </w:rPr>
-        <w:t>UTF-8</w:t>
-      </w:r>
-      <w:r>
-        <w:rPr>
-          <w:rFonts w:ascii="Times New Roman" w:hAnsi="Times New Roman" w:cs="Times New Roman"/>
-          <w:sz w:val="24"/>
-          <w:szCs w:val="21"/>
-        </w:rPr>
-        <w:t>最多可用到</w:t>
-      </w:r>
-      <w:r>
-        <w:rPr>
-          <w:rFonts w:ascii="Times New Roman" w:hAnsi="Times New Roman" w:cs="Times New Roman"/>
-          <w:sz w:val="24"/>
-          <w:szCs w:val="21"/>
-        </w:rPr>
-        <w:t>6</w:t>
-      </w:r>
-      <w:r>
-        <w:rPr>
-          <w:rFonts w:ascii="Times New Roman" w:hAnsi="Times New Roman" w:cs="Times New Roman"/>
-          <w:sz w:val="24"/>
-          <w:szCs w:val="21"/>
-        </w:rPr>
-        <w:t>个字节。</w:t>
-      </w:r>
-      <w:r>
-        <w:rPr>
-          <w:rFonts w:ascii="Times New Roman" w:hAnsi="Times New Roman" w:cs="Times New Roman"/>
-          <w:sz w:val="24"/>
-          <w:szCs w:val="21"/>
-        </w:rPr>
-        <w:t xml:space="preserve"> </w:t>
-      </w:r>
-      <w:r>
-        <w:rPr>
-          <w:rFonts w:ascii="Times New Roman" w:hAnsi="Times New Roman" w:cs="Times New Roman"/>
-          <w:sz w:val="24"/>
-          <w:szCs w:val="21"/>
-        </w:rPr>
-        <w:cr/>
-      </w:r>
-      <w:r>
-        <w:rPr>
-          <w:rFonts w:ascii="Times New Roman" w:hAnsi="Times New Roman" w:cs="Times New Roman"/>
-          <w:sz w:val="24"/>
-          <w:szCs w:val="21"/>
-        </w:rPr>
-        <w:t>如表：</w:t>
-      </w:r>
-      <w:r>
-        <w:rPr>
-          <w:rFonts w:ascii="Times New Roman" w:hAnsi="Times New Roman" w:cs="Times New Roman"/>
-          <w:sz w:val="24"/>
-          <w:szCs w:val="21"/>
-        </w:rPr>
-        <w:t xml:space="preserve"> </w:t>
-      </w:r>
-      <w:r>
-        <w:rPr>
-          <w:rFonts w:ascii="Times New Roman" w:hAnsi="Times New Roman" w:cs="Times New Roman"/>
-          <w:sz w:val="24"/>
-          <w:szCs w:val="21"/>
-        </w:rPr>
-        <w:cr/>
-        <w:t>1</w:t>
-      </w:r>
-      <w:r>
-        <w:rPr>
-          <w:rFonts w:ascii="Times New Roman" w:hAnsi="Times New Roman" w:cs="Times New Roman"/>
-          <w:sz w:val="24"/>
-          <w:szCs w:val="21"/>
-        </w:rPr>
-        <w:t>字节</w:t>
-      </w:r>
-      <w:r>
-        <w:rPr>
-          <w:rFonts w:ascii="Times New Roman" w:hAnsi="Times New Roman" w:cs="Times New Roman"/>
-          <w:sz w:val="24"/>
-          <w:szCs w:val="21"/>
-        </w:rPr>
-        <w:t xml:space="preserve"> 0xxxxxxx </w:t>
-      </w:r>
-      <w:r>
-        <w:rPr>
-          <w:rFonts w:ascii="Times New Roman" w:hAnsi="Times New Roman" w:cs="Times New Roman"/>
-          <w:sz w:val="24"/>
-          <w:szCs w:val="21"/>
-        </w:rPr>
-        <w:cr/>
-        <w:t>2</w:t>
-      </w:r>
-      <w:r>
-        <w:rPr>
-          <w:rFonts w:ascii="Times New Roman" w:hAnsi="Times New Roman" w:cs="Times New Roman"/>
-          <w:sz w:val="24"/>
-          <w:szCs w:val="21"/>
-        </w:rPr>
-        <w:t>字节</w:t>
-      </w:r>
-      <w:r>
-        <w:rPr>
-          <w:rFonts w:ascii="Times New Roman" w:hAnsi="Times New Roman" w:cs="Times New Roman"/>
-          <w:sz w:val="24"/>
-          <w:szCs w:val="21"/>
-        </w:rPr>
-        <w:t xml:space="preserve"> 110xxxxx 10xxxxxx </w:t>
-      </w:r>
-      <w:r>
-        <w:rPr>
-          <w:rFonts w:ascii="Times New Roman" w:hAnsi="Times New Roman" w:cs="Times New Roman"/>
-          <w:sz w:val="24"/>
-          <w:szCs w:val="21"/>
-        </w:rPr>
-        <w:cr/>
-        <w:t>3</w:t>
-      </w:r>
-      <w:r>
-        <w:rPr>
-          <w:rFonts w:ascii="Times New Roman" w:hAnsi="Times New Roman" w:cs="Times New Roman"/>
-          <w:sz w:val="24"/>
-          <w:szCs w:val="21"/>
-        </w:rPr>
-        <w:t>字节</w:t>
-      </w:r>
-      <w:r>
-        <w:rPr>
-          <w:rFonts w:ascii="Times New Roman" w:hAnsi="Times New Roman" w:cs="Times New Roman"/>
-          <w:sz w:val="24"/>
-          <w:szCs w:val="21"/>
-        </w:rPr>
-        <w:t xml:space="preserve"> 1110xxxx 10xxxxxx 10xxxxxx </w:t>
-      </w:r>
-      <w:r>
-        <w:rPr>
-          <w:rFonts w:ascii="Times New Roman" w:hAnsi="Times New Roman" w:cs="Times New Roman"/>
-          <w:sz w:val="24"/>
-          <w:szCs w:val="21"/>
-        </w:rPr>
-        <w:cr/>
-        <w:t>4</w:t>
-      </w:r>
-      <w:r>
-        <w:rPr>
-          <w:rFonts w:ascii="Times New Roman" w:hAnsi="Times New Roman" w:cs="Times New Roman"/>
-          <w:sz w:val="24"/>
-          <w:szCs w:val="21"/>
-        </w:rPr>
-        <w:t>字节</w:t>
-      </w:r>
-      <w:r>
-        <w:rPr>
-          <w:rFonts w:ascii="Times New Roman" w:hAnsi="Times New Roman" w:cs="Times New Roman"/>
-          <w:sz w:val="24"/>
-          <w:szCs w:val="21"/>
-        </w:rPr>
-        <w:t xml:space="preserve"> 11110xxx 10xxxxxx 10xxxxxx 10xxxxxx </w:t>
-      </w:r>
-      <w:r>
-        <w:rPr>
-          <w:rFonts w:ascii="Times New Roman" w:hAnsi="Times New Roman" w:cs="Times New Roman"/>
-          <w:sz w:val="24"/>
-          <w:szCs w:val="21"/>
-        </w:rPr>
-        <w:cr/>
-        <w:t>5</w:t>
-      </w:r>
-      <w:r>
-        <w:rPr>
-          <w:rFonts w:ascii="Times New Roman" w:hAnsi="Times New Roman" w:cs="Times New Roman"/>
-          <w:sz w:val="24"/>
-          <w:szCs w:val="21"/>
-        </w:rPr>
-        <w:t>字节</w:t>
-      </w:r>
-      <w:r>
-        <w:rPr>
-          <w:rFonts w:ascii="Times New Roman" w:hAnsi="Times New Roman" w:cs="Times New Roman"/>
-          <w:sz w:val="24"/>
-          <w:szCs w:val="21"/>
-        </w:rPr>
-        <w:t xml:space="preserve"> 111110xx 10xxxxxx 10xxxxxx 10xxxxxx 10xxxxxx </w:t>
-      </w:r>
-      <w:r>
-        <w:rPr>
-          <w:rFonts w:ascii="Times New Roman" w:hAnsi="Times New Roman" w:cs="Times New Roman"/>
-          <w:sz w:val="24"/>
-          <w:szCs w:val="21"/>
-        </w:rPr>
-        <w:cr/>
-        <w:t>6</w:t>
-      </w:r>
-      <w:r>
-        <w:rPr>
-          <w:rFonts w:ascii="Times New Roman" w:hAnsi="Times New Roman" w:cs="Times New Roman"/>
-          <w:sz w:val="24"/>
-          <w:szCs w:val="21"/>
-        </w:rPr>
-        <w:t>字节</w:t>
-      </w:r>
-      <w:r>
-        <w:rPr>
-          <w:rFonts w:ascii="Times New Roman" w:hAnsi="Times New Roman" w:cs="Times New Roman"/>
-          <w:sz w:val="24"/>
-          <w:szCs w:val="21"/>
-        </w:rPr>
-        <w:t xml:space="preserve"> 1111110x 10xxxxxx 10xxxxxx 10xxxxxx 10xxxxxx 10xxxxxx</w:t>
-      </w:r>
-    </w:p>
-    <w:p>
-      <w:pPr>
-        <w:spacing w:line="288" w:lineRule="auto"/>
-        <w:ind w:firstLineChars="100" w:firstLine="240"/>
-        <w:rPr>
-          <w:rFonts w:ascii="Times New Roman" w:hAnsi="Times New Roman" w:cs="Times New Roman"/>
-          <w:color w:val="333333"/>
-          <w:sz w:val="24"/>
-          <w:szCs w:val="21"/>
-          <w:shd w:val="clear" w:color="auto" w:fill="FFFFFF"/>
-        </w:rPr>
-      </w:pPr>
-      <w:r>
-        <w:rPr>
-          <w:rStyle w:val="apple-converted-space"/>
-          <w:rFonts w:ascii="Times New Roman" w:hAnsi="Times New Roman" w:cs="Times New Roman"/>
-          <w:color w:val="333333"/>
-          <w:sz w:val="24"/>
-          <w:szCs w:val="21"/>
-          <w:shd w:val="clear" w:color="auto" w:fill="FFFFFF"/>
-        </w:rPr>
-        <w:t> </w:t>
-      </w:r>
-      <w:r>
-        <w:rPr>
-          <w:rFonts w:ascii="Times New Roman" w:hAnsi="Times New Roman" w:cs="Times New Roman"/>
-          <w:color w:val="333333"/>
-          <w:sz w:val="24"/>
-          <w:szCs w:val="21"/>
-          <w:shd w:val="clear" w:color="auto" w:fill="FFFFFF"/>
-        </w:rPr>
-        <w:t xml:space="preserve">iso8859-1 </w:t>
-      </w:r>
-      <w:r>
-        <w:rPr>
-          <w:rFonts w:ascii="Times New Roman" w:hAnsi="Times New Roman" w:cs="Times New Roman"/>
-          <w:color w:val="333333"/>
-          <w:sz w:val="24"/>
-          <w:szCs w:val="21"/>
-          <w:shd w:val="clear" w:color="auto" w:fill="FFFFFF"/>
-        </w:rPr>
-        <w:t>通常叫做</w:t>
-      </w:r>
-      <w:r>
-        <w:rPr>
-          <w:rFonts w:ascii="Times New Roman" w:hAnsi="Times New Roman" w:cs="Times New Roman"/>
-          <w:color w:val="333333"/>
-          <w:sz w:val="24"/>
-          <w:szCs w:val="21"/>
-          <w:shd w:val="clear" w:color="auto" w:fill="FFFFFF"/>
-        </w:rPr>
-        <w:t>Latin-1</w:t>
-      </w:r>
-    </w:p>
-    <w:p>
-      <w:pPr>
-        <w:spacing w:line="288" w:lineRule="auto"/>
-        <w:ind w:firstLineChars="100" w:firstLine="256"/>
-        <w:rPr>
-          <w:rFonts w:ascii="Times New Roman" w:hAnsi="Times New Roman" w:cs="Times New Roman"/>
-          <w:color w:val="333333"/>
-          <w:spacing w:val="8"/>
-          <w:sz w:val="24"/>
-          <w:szCs w:val="21"/>
-          <w:shd w:val="clear" w:color="auto" w:fill="F4FDFD"/>
-        </w:rPr>
-      </w:pPr>
-      <w:r>
-        <w:rPr>
-          <w:rFonts w:ascii="Times New Roman" w:hAnsi="Times New Roman" w:cs="Times New Roman"/>
-          <w:color w:val="333333"/>
-          <w:spacing w:val="8"/>
-          <w:sz w:val="24"/>
-          <w:szCs w:val="21"/>
-          <w:shd w:val="clear" w:color="auto" w:fill="F4FDFD"/>
-        </w:rPr>
-        <w:t>“</w:t>
-      </w:r>
-      <w:r>
-        <w:rPr>
-          <w:rFonts w:ascii="Times New Roman" w:hAnsi="Times New Roman" w:cs="Times New Roman"/>
-          <w:color w:val="333333"/>
-          <w:spacing w:val="8"/>
-          <w:sz w:val="24"/>
-          <w:szCs w:val="21"/>
-          <w:shd w:val="clear" w:color="auto" w:fill="F4FDFD"/>
-        </w:rPr>
-        <w:t>当初</w:t>
-      </w:r>
-      <w:r>
-        <w:rPr>
-          <w:rFonts w:ascii="Times New Roman" w:hAnsi="Times New Roman" w:cs="Times New Roman"/>
-          <w:color w:val="333333"/>
-          <w:spacing w:val="8"/>
-          <w:sz w:val="24"/>
-          <w:szCs w:val="21"/>
-          <w:shd w:val="clear" w:color="auto" w:fill="F4FDFD"/>
-        </w:rPr>
-        <w:t>GB2312</w:t>
-      </w:r>
-      <w:r>
-        <w:rPr>
-          <w:rFonts w:ascii="Times New Roman" w:hAnsi="Times New Roman" w:cs="Times New Roman"/>
-          <w:color w:val="333333"/>
-          <w:spacing w:val="8"/>
-          <w:sz w:val="24"/>
-          <w:szCs w:val="21"/>
-          <w:shd w:val="clear" w:color="auto" w:fill="F4FDFD"/>
-        </w:rPr>
-        <w:t>出来时，仗着自己编码空间大，把</w:t>
-      </w:r>
-      <w:r>
-        <w:rPr>
-          <w:rFonts w:ascii="Times New Roman" w:hAnsi="Times New Roman" w:cs="Times New Roman"/>
-          <w:color w:val="333333"/>
-          <w:spacing w:val="8"/>
-          <w:sz w:val="24"/>
-          <w:szCs w:val="21"/>
-          <w:shd w:val="clear" w:color="auto" w:fill="F4FDFD"/>
-        </w:rPr>
-        <w:t>ASCII</w:t>
-      </w:r>
-      <w:r>
-        <w:rPr>
-          <w:rFonts w:ascii="Times New Roman" w:hAnsi="Times New Roman" w:cs="Times New Roman"/>
-          <w:color w:val="333333"/>
-          <w:spacing w:val="8"/>
-          <w:sz w:val="24"/>
-          <w:szCs w:val="21"/>
-          <w:shd w:val="clear" w:color="auto" w:fill="F4FDFD"/>
-        </w:rPr>
-        <w:t>里那些字母符号之类的又重复弄出一套所谓的全角版本来，后来</w:t>
-      </w:r>
-      <w:r>
-        <w:rPr>
-          <w:rFonts w:ascii="Times New Roman" w:hAnsi="Times New Roman" w:cs="Times New Roman"/>
-          <w:color w:val="333333"/>
-          <w:spacing w:val="8"/>
-          <w:sz w:val="24"/>
-          <w:szCs w:val="21"/>
-          <w:shd w:val="clear" w:color="auto" w:fill="F4FDFD"/>
-        </w:rPr>
-        <w:t>Unicode</w:t>
-      </w:r>
-      <w:r>
-        <w:rPr>
-          <w:rFonts w:ascii="Times New Roman" w:hAnsi="Times New Roman" w:cs="Times New Roman"/>
-          <w:color w:val="333333"/>
-          <w:spacing w:val="8"/>
-          <w:sz w:val="24"/>
-          <w:szCs w:val="21"/>
-          <w:shd w:val="clear" w:color="auto" w:fill="F4FDFD"/>
-        </w:rPr>
-        <w:t>又把这些又再收罗了过去。</w:t>
-      </w:r>
-      <w:r>
-        <w:rPr>
-          <w:rFonts w:ascii="Times New Roman" w:hAnsi="Times New Roman" w:cs="Times New Roman"/>
-          <w:color w:val="333333"/>
-          <w:spacing w:val="8"/>
-          <w:sz w:val="24"/>
-          <w:szCs w:val="21"/>
-          <w:shd w:val="clear" w:color="auto" w:fill="F4FDFD"/>
-        </w:rPr>
-        <w:t>”</w:t>
-      </w:r>
-    </w:p>
-    <w:p>
-      <w:pPr>
-        <w:spacing w:line="288" w:lineRule="auto"/>
-        <w:ind w:firstLineChars="100" w:firstLine="240"/>
-        <w:rPr>
-          <w:rFonts w:ascii="Times New Roman" w:hAnsi="Times New Roman" w:cs="Times New Roman"/>
-          <w:sz w:val="24"/>
-          <w:szCs w:val="21"/>
-        </w:rPr>
-      </w:pPr>
-      <w:r>
-        <w:rPr>
-          <w:rFonts w:ascii="Times New Roman" w:hAnsi="Times New Roman" w:cs="Times New Roman"/>
-          <w:sz w:val="24"/>
-          <w:szCs w:val="21"/>
-        </w:rPr>
-        <w:lastRenderedPageBreak/>
-        <w:t>Unicode</w:t>
-      </w:r>
-      <w:r>
-        <w:rPr>
-          <w:rFonts w:ascii="Times New Roman" w:hAnsi="Times New Roman" w:cs="Times New Roman"/>
-          <w:sz w:val="24"/>
-          <w:szCs w:val="21"/>
-        </w:rPr>
-        <w:t>字符集</w:t>
-      </w:r>
-      <w:r>
-        <w:rPr>
-          <w:rFonts w:ascii="Times New Roman" w:hAnsi="Times New Roman" w:cs="Times New Roman"/>
-          <w:sz w:val="24"/>
-          <w:szCs w:val="21"/>
-        </w:rPr>
-        <w:t>--</w:t>
-      </w:r>
-      <w:r>
-        <w:rPr>
-          <w:rFonts w:ascii="Times New Roman" w:hAnsi="Times New Roman" w:cs="Times New Roman"/>
-          <w:sz w:val="24"/>
-          <w:szCs w:val="21"/>
-        </w:rPr>
-        <w:sym w:font="Wingdings" w:char="F0E0"/>
-      </w:r>
-      <w:r>
-        <w:rPr>
-          <w:rFonts w:ascii="Times New Roman" w:hAnsi="Times New Roman" w:cs="Times New Roman"/>
-          <w:sz w:val="24"/>
-          <w:szCs w:val="21"/>
-        </w:rPr>
-        <w:t>码点</w:t>
-      </w:r>
-      <w:r>
-        <w:rPr>
-          <w:rFonts w:ascii="Times New Roman" w:hAnsi="Times New Roman" w:cs="Times New Roman"/>
-          <w:sz w:val="24"/>
-          <w:szCs w:val="21"/>
-        </w:rPr>
-        <w:t>---</w:t>
-      </w:r>
-      <w:r>
-        <w:rPr>
-          <w:rFonts w:ascii="Times New Roman" w:hAnsi="Times New Roman" w:cs="Times New Roman"/>
-          <w:sz w:val="24"/>
-          <w:szCs w:val="21"/>
-        </w:rPr>
-        <w:sym w:font="Wingdings" w:char="F0E0"/>
-      </w:r>
-      <w:r>
-        <w:rPr>
-          <w:rFonts w:ascii="Times New Roman" w:hAnsi="Times New Roman" w:cs="Times New Roman"/>
-          <w:sz w:val="24"/>
-          <w:szCs w:val="21"/>
-        </w:rPr>
-        <w:t>编码</w:t>
-      </w:r>
-    </w:p>
-    <w:p>
-      <w:pPr>
-        <w:spacing w:line="288" w:lineRule="auto"/>
-        <w:ind w:firstLineChars="100" w:firstLine="256"/>
-        <w:rPr>
-          <w:rFonts w:ascii="Times New Roman" w:hAnsi="Times New Roman" w:cs="Times New Roman"/>
-          <w:color w:val="333333"/>
-          <w:spacing w:val="8"/>
-          <w:sz w:val="24"/>
-          <w:szCs w:val="21"/>
-          <w:shd w:val="clear" w:color="auto" w:fill="FFFFFF"/>
-        </w:rPr>
-      </w:pPr>
-      <w:r>
-        <w:rPr>
-          <w:rFonts w:ascii="Times New Roman" w:hAnsi="Times New Roman" w:cs="Times New Roman"/>
-          <w:color w:val="333333"/>
-          <w:spacing w:val="8"/>
-          <w:sz w:val="24"/>
-          <w:szCs w:val="21"/>
-          <w:shd w:val="clear" w:color="auto" w:fill="FFFFFF"/>
-        </w:rPr>
-        <w:t>当人们说到</w:t>
-      </w:r>
-      <w:r>
-        <w:rPr>
-          <w:rFonts w:ascii="Times New Roman" w:hAnsi="Times New Roman" w:cs="Times New Roman"/>
-          <w:color w:val="FF0000"/>
-          <w:spacing w:val="8"/>
-          <w:sz w:val="24"/>
-          <w:szCs w:val="21"/>
-          <w:shd w:val="clear" w:color="auto" w:fill="FFFFFF"/>
-        </w:rPr>
-        <w:t>Unicode</w:t>
-      </w:r>
-      <w:r>
-        <w:rPr>
-          <w:rFonts w:ascii="Times New Roman" w:hAnsi="Times New Roman" w:cs="Times New Roman"/>
-          <w:color w:val="FF0000"/>
-          <w:spacing w:val="8"/>
-          <w:sz w:val="24"/>
-          <w:szCs w:val="21"/>
-          <w:shd w:val="clear" w:color="auto" w:fill="FFFFFF"/>
-        </w:rPr>
-        <w:t>编码</w:t>
-      </w:r>
-      <w:r>
-        <w:rPr>
-          <w:rFonts w:ascii="Times New Roman" w:hAnsi="Times New Roman" w:cs="Times New Roman"/>
-          <w:color w:val="333333"/>
-          <w:spacing w:val="8"/>
-          <w:sz w:val="24"/>
-          <w:szCs w:val="21"/>
-          <w:shd w:val="clear" w:color="auto" w:fill="FFFFFF"/>
-        </w:rPr>
-        <w:t>时，更常是指它的</w:t>
-      </w:r>
-      <w:r>
-        <w:rPr>
-          <w:rStyle w:val="ac"/>
-          <w:rFonts w:ascii="Times New Roman" w:hAnsi="Times New Roman" w:cs="Times New Roman"/>
-          <w:color w:val="333333"/>
-          <w:spacing w:val="8"/>
-          <w:sz w:val="24"/>
-          <w:szCs w:val="21"/>
-          <w:shd w:val="clear" w:color="auto" w:fill="FFFFFF"/>
-        </w:rPr>
-        <w:t>码点</w:t>
-      </w:r>
-      <w:r>
-        <w:rPr>
-          <w:rFonts w:ascii="Times New Roman" w:hAnsi="Times New Roman" w:cs="Times New Roman"/>
-          <w:color w:val="333333"/>
-          <w:spacing w:val="8"/>
-          <w:sz w:val="24"/>
-          <w:szCs w:val="21"/>
-          <w:shd w:val="clear" w:color="auto" w:fill="FFFFFF"/>
-        </w:rPr>
-        <w:t>这一层面</w:t>
-      </w:r>
-    </w:p>
-    <w:p>
-      <w:pPr>
-        <w:spacing w:line="288" w:lineRule="auto"/>
-        <w:ind w:firstLineChars="100" w:firstLine="256"/>
-        <w:rPr>
-          <w:rFonts w:ascii="Times New Roman" w:hAnsi="Times New Roman" w:cs="Times New Roman"/>
-          <w:color w:val="333333"/>
-          <w:spacing w:val="8"/>
-          <w:sz w:val="24"/>
-          <w:szCs w:val="21"/>
-          <w:shd w:val="clear" w:color="auto" w:fill="FFFFFF"/>
-        </w:rPr>
-      </w:pPr>
-      <w:r>
-        <w:rPr>
-          <w:rFonts w:ascii="Times New Roman" w:hAnsi="Times New Roman" w:cs="Times New Roman"/>
-          <w:color w:val="333333"/>
-          <w:spacing w:val="8"/>
-          <w:sz w:val="24"/>
-          <w:szCs w:val="21"/>
-          <w:shd w:val="clear" w:color="auto" w:fill="FFFFFF"/>
-        </w:rPr>
-        <w:t>Unicode</w:t>
-      </w:r>
-      <w:r>
-        <w:rPr>
-          <w:rFonts w:ascii="Times New Roman" w:hAnsi="Times New Roman" w:cs="Times New Roman"/>
-          <w:color w:val="333333"/>
-          <w:spacing w:val="8"/>
-          <w:sz w:val="24"/>
-          <w:szCs w:val="21"/>
-          <w:shd w:val="clear" w:color="auto" w:fill="FFFFFF"/>
-        </w:rPr>
-        <w:t>的码点位数是</w:t>
-      </w:r>
-      <w:r>
-        <w:rPr>
-          <w:rFonts w:ascii="Times New Roman" w:hAnsi="Times New Roman" w:cs="Times New Roman"/>
-          <w:color w:val="333333"/>
-          <w:spacing w:val="8"/>
-          <w:sz w:val="24"/>
-          <w:szCs w:val="21"/>
-          <w:shd w:val="clear" w:color="auto" w:fill="FFFFFF"/>
-        </w:rPr>
-        <w:t>4-6</w:t>
-      </w:r>
-      <w:r>
-        <w:rPr>
-          <w:rFonts w:ascii="Times New Roman" w:hAnsi="Times New Roman" w:cs="Times New Roman"/>
-          <w:color w:val="333333"/>
-          <w:spacing w:val="8"/>
-          <w:sz w:val="24"/>
-          <w:szCs w:val="21"/>
-          <w:shd w:val="clear" w:color="auto" w:fill="FFFFFF"/>
-        </w:rPr>
-        <w:t>位，不够</w:t>
-      </w:r>
-      <w:r>
-        <w:rPr>
-          <w:rFonts w:ascii="Times New Roman" w:hAnsi="Times New Roman" w:cs="Times New Roman"/>
-          <w:color w:val="333333"/>
-          <w:spacing w:val="8"/>
-          <w:sz w:val="24"/>
-          <w:szCs w:val="21"/>
-          <w:shd w:val="clear" w:color="auto" w:fill="FFFFFF"/>
-        </w:rPr>
-        <w:t>4</w:t>
-      </w:r>
-      <w:r>
-        <w:rPr>
-          <w:rFonts w:ascii="Times New Roman" w:hAnsi="Times New Roman" w:cs="Times New Roman"/>
-          <w:color w:val="333333"/>
-          <w:spacing w:val="8"/>
-          <w:sz w:val="24"/>
-          <w:szCs w:val="21"/>
-          <w:shd w:val="clear" w:color="auto" w:fill="FFFFFF"/>
-        </w:rPr>
-        <w:t>位的补足</w:t>
-      </w:r>
-      <w:r>
-        <w:rPr>
-          <w:rFonts w:ascii="Times New Roman" w:hAnsi="Times New Roman" w:cs="Times New Roman"/>
-          <w:color w:val="333333"/>
-          <w:spacing w:val="8"/>
-          <w:sz w:val="24"/>
-          <w:szCs w:val="21"/>
-          <w:shd w:val="clear" w:color="auto" w:fill="FFFFFF"/>
-        </w:rPr>
-        <w:t>4</w:t>
-      </w:r>
-      <w:r>
-        <w:rPr>
-          <w:rFonts w:ascii="Times New Roman" w:hAnsi="Times New Roman" w:cs="Times New Roman"/>
-          <w:color w:val="333333"/>
-          <w:spacing w:val="8"/>
-          <w:sz w:val="24"/>
-          <w:szCs w:val="21"/>
-          <w:shd w:val="clear" w:color="auto" w:fill="FFFFFF"/>
-        </w:rPr>
-        <w:t>位，超过的是多少位就多少位，比如：</w:t>
-      </w:r>
-      <w:r>
-        <w:rPr>
-          <w:rFonts w:ascii="Times New Roman" w:hAnsi="Times New Roman" w:cs="Times New Roman"/>
-          <w:color w:val="333333"/>
-          <w:spacing w:val="8"/>
-          <w:sz w:val="24"/>
-          <w:szCs w:val="21"/>
-          <w:shd w:val="clear" w:color="auto" w:fill="FFFFFF"/>
-        </w:rPr>
-        <w:t>U+1D11E</w:t>
-      </w:r>
-      <w:r>
-        <w:rPr>
-          <w:rFonts w:ascii="Times New Roman" w:hAnsi="Times New Roman" w:cs="Times New Roman"/>
-          <w:color w:val="333333"/>
-          <w:spacing w:val="8"/>
-          <w:sz w:val="24"/>
-          <w:szCs w:val="21"/>
-          <w:shd w:val="clear" w:color="auto" w:fill="FFFFFF"/>
-        </w:rPr>
-        <w:t>就是一个一个五位的编号。</w:t>
-      </w:r>
-    </w:p>
-    <w:p>
-      <w:pPr>
-        <w:spacing w:line="288" w:lineRule="auto"/>
-        <w:ind w:firstLineChars="100" w:firstLine="256"/>
-        <w:rPr>
-          <w:rFonts w:ascii="Times New Roman" w:hAnsi="Times New Roman" w:cs="Times New Roman"/>
-          <w:color w:val="333333"/>
-          <w:spacing w:val="8"/>
-          <w:sz w:val="24"/>
-          <w:szCs w:val="21"/>
-          <w:shd w:val="clear" w:color="auto" w:fill="FFFFFF"/>
-        </w:rPr>
-      </w:pPr>
-      <w:r>
-        <w:rPr>
-          <w:rFonts w:ascii="Times New Roman" w:hAnsi="Times New Roman" w:cs="Times New Roman"/>
-          <w:color w:val="333333"/>
-          <w:spacing w:val="8"/>
-          <w:sz w:val="24"/>
-          <w:szCs w:val="21"/>
-          <w:shd w:val="clear" w:color="auto" w:fill="FFFFFF"/>
-        </w:rPr>
-        <w:t>Unicode</w:t>
-      </w:r>
-      <w:r>
-        <w:rPr>
-          <w:rFonts w:ascii="Times New Roman" w:hAnsi="Times New Roman" w:cs="Times New Roman"/>
-          <w:color w:val="333333"/>
-          <w:spacing w:val="8"/>
-          <w:sz w:val="24"/>
-          <w:szCs w:val="21"/>
-          <w:shd w:val="clear" w:color="auto" w:fill="FFFFFF"/>
-        </w:rPr>
-        <w:t>把最终的编码称为</w:t>
-      </w:r>
-      <w:r>
-        <w:rPr>
-          <w:rStyle w:val="ac"/>
-          <w:rFonts w:ascii="Times New Roman" w:hAnsi="Times New Roman" w:cs="Times New Roman"/>
-          <w:color w:val="333333"/>
-          <w:spacing w:val="8"/>
-          <w:sz w:val="24"/>
-          <w:szCs w:val="21"/>
-          <w:shd w:val="clear" w:color="auto" w:fill="FFFFFF"/>
-        </w:rPr>
-        <w:t>UTF(Unicode Transformation Format)</w:t>
-      </w:r>
-      <w:r>
-        <w:rPr>
-          <w:rFonts w:ascii="Times New Roman" w:hAnsi="Times New Roman" w:cs="Times New Roman"/>
-          <w:color w:val="333333"/>
-          <w:spacing w:val="8"/>
-          <w:sz w:val="24"/>
-          <w:szCs w:val="21"/>
-          <w:shd w:val="clear" w:color="auto" w:fill="FFFFFF"/>
-        </w:rPr>
-        <w:t>，即所谓的</w:t>
-      </w:r>
-      <w:r>
-        <w:rPr>
-          <w:rStyle w:val="ac"/>
-          <w:rFonts w:ascii="Times New Roman" w:hAnsi="Times New Roman" w:cs="Times New Roman"/>
-          <w:color w:val="333333"/>
-          <w:spacing w:val="8"/>
-          <w:sz w:val="24"/>
-          <w:szCs w:val="21"/>
-          <w:shd w:val="clear" w:color="auto" w:fill="FFFFFF"/>
-        </w:rPr>
-        <w:t>Unicode</w:t>
-      </w:r>
-      <w:r>
-        <w:rPr>
-          <w:rStyle w:val="ac"/>
-          <w:rFonts w:ascii="Times New Roman" w:hAnsi="Times New Roman" w:cs="Times New Roman"/>
-          <w:color w:val="333333"/>
-          <w:spacing w:val="8"/>
-          <w:sz w:val="24"/>
-          <w:szCs w:val="21"/>
-          <w:shd w:val="clear" w:color="auto" w:fill="FFFFFF"/>
-        </w:rPr>
-        <w:t>转换格式</w:t>
-      </w:r>
-      <w:r>
-        <w:rPr>
-          <w:rFonts w:ascii="Times New Roman" w:hAnsi="Times New Roman" w:cs="Times New Roman"/>
-          <w:color w:val="333333"/>
-          <w:spacing w:val="8"/>
-          <w:sz w:val="24"/>
-          <w:szCs w:val="21"/>
-          <w:shd w:val="clear" w:color="auto" w:fill="FFFFFF"/>
-        </w:rPr>
-        <w:t>。</w:t>
-      </w:r>
-    </w:p>
-    <w:p>
-      <w:pPr>
-        <w:spacing w:line="288" w:lineRule="auto"/>
-        <w:ind w:firstLineChars="100" w:firstLine="256"/>
-        <w:rPr>
-          <w:rFonts w:ascii="Times New Roman" w:hAnsi="Times New Roman" w:cs="Times New Roman"/>
-          <w:color w:val="333333"/>
-          <w:spacing w:val="8"/>
-          <w:sz w:val="24"/>
-          <w:szCs w:val="21"/>
-          <w:shd w:val="clear" w:color="auto" w:fill="F4FDFD"/>
-        </w:rPr>
-      </w:pPr>
-      <w:r>
-        <w:rPr>
-          <w:rFonts w:ascii="Times New Roman" w:hAnsi="Times New Roman" w:cs="Times New Roman"/>
-          <w:color w:val="333333"/>
-          <w:spacing w:val="8"/>
-          <w:sz w:val="24"/>
-          <w:szCs w:val="21"/>
-          <w:shd w:val="clear" w:color="auto" w:fill="F4FDFD"/>
-        </w:rPr>
-        <w:t>UCS-2</w:t>
-      </w:r>
-      <w:r>
-        <w:rPr>
-          <w:rFonts w:ascii="Times New Roman" w:hAnsi="Times New Roman" w:cs="Times New Roman"/>
-          <w:color w:val="333333"/>
-          <w:spacing w:val="8"/>
-          <w:sz w:val="24"/>
-          <w:szCs w:val="21"/>
-          <w:shd w:val="clear" w:color="auto" w:fill="F4FDFD"/>
-        </w:rPr>
-        <w:t>确实是</w:t>
-      </w:r>
-      <w:r>
-        <w:rPr>
-          <w:rFonts w:ascii="Times New Roman" w:hAnsi="Times New Roman" w:cs="Times New Roman"/>
-          <w:color w:val="333333"/>
-          <w:spacing w:val="8"/>
-          <w:sz w:val="24"/>
-          <w:szCs w:val="21"/>
-          <w:shd w:val="clear" w:color="auto" w:fill="F4FDFD"/>
-        </w:rPr>
-        <w:t>16</w:t>
-      </w:r>
-      <w:r>
-        <w:rPr>
-          <w:rFonts w:ascii="Times New Roman" w:hAnsi="Times New Roman" w:cs="Times New Roman"/>
-          <w:color w:val="333333"/>
-          <w:spacing w:val="8"/>
-          <w:sz w:val="24"/>
-          <w:szCs w:val="21"/>
-          <w:shd w:val="clear" w:color="auto" w:fill="F4FDFD"/>
-        </w:rPr>
-        <w:t>位定长的编码，它跟码点在形式上完全一样</w:t>
-      </w:r>
-    </w:p>
-    <w:p>
-      <w:pPr>
-        <w:spacing w:line="288" w:lineRule="auto"/>
-        <w:ind w:firstLineChars="100" w:firstLine="240"/>
-        <w:rPr>
-          <w:rFonts w:ascii="Times New Roman" w:hAnsi="Times New Roman" w:cs="Times New Roman"/>
-          <w:sz w:val="24"/>
-          <w:szCs w:val="21"/>
-        </w:rPr>
-      </w:pPr>
-      <w:r>
-        <w:rPr>
-          <w:rFonts w:ascii="Times New Roman" w:hAnsi="Times New Roman" w:cs="Times New Roman"/>
-          <w:noProof/>
-          <w:sz w:val="24"/>
-          <w:szCs w:val="21"/>
-        </w:rPr>
-        <w:drawing>
-          <wp:inline distT="0" distB="0" distL="0" distR="0" wp14:anchorId="4B03A034" wp14:editId="6525C0FB">
-            <wp:extent cx="5274310" cy="2361631"/>
-            <wp:effectExtent l="0" t="0" r="2540" b="635"/>
-            <wp:docPr id="2" name="图片 2" descr="http://static.oschina.net/uploads/img/201409/05005222_QtHf.jpg"/>
-            <wp:cNvGraphicFramePr>
-              <a:graphicFrameLocks xmlns:a="http://schemas.openxmlformats.org/drawingml/2006/main" noChangeAspect="1"/>
-            </wp:cNvGraphicFramePr>
-            <a:graphic xmlns:a="http://schemas.openxmlformats.org/drawingml/2006/main">
-              <a:graphicData uri="http://schemas.openxmlformats.org/drawingml/2006/picture">
-                <pic:pic xmlns:pic="http://schemas.openxmlformats.org/drawingml/2006/picture">
-                  <pic:nvPicPr>
-                    <pic:cNvPr id="0" name="Picture 1" descr="http://static.oschina.net/uploads/img/201409/05005222_QtHf.jpg"/>
-                    <pic:cNvPicPr>
-                      <a:picLocks noChangeAspect="1" noChangeArrowheads="1"/>
-                    </pic:cNvPicPr>
-                  </pic:nvPicPr>
-                  <pic:blipFill>
-                    <a:blip r:embed="rId9">
-                      <a:extLst>
-                        <a:ext uri="{28A0092B-C50C-407E-A947-70E740481C1C}">
-                          <a14:useLocalDpi xmlns:a14="http://schemas.microsoft.com/office/drawing/2010/main" val="0"/>
-                        </a:ext>
-                      </a:extLst>
-                    </a:blip>
-                    <a:srcRect/>
-                    <a:stretch>
-                      <a:fillRect/>
-                    </a:stretch>
-                  </pic:blipFill>
-                  <pic:spPr bwMode="auto">
-                    <a:xfrm>
-                      <a:off x="0" y="0"/>
-                      <a:ext cx="5274310" cy="2361631"/>
-                    </a:xfrm>
-                    <a:prstGeom prst="rect">
-                      <a:avLst/>
-                    </a:prstGeom>
-                    <a:noFill/>
-                    <a:ln>
-                      <a:noFill/>
-                    </a:ln>
-                  </pic:spPr>
-                </pic:pic>
-              </a:graphicData>
-            </a:graphic>
-          </wp:inline>
-        </w:drawing>
-      </w:r>
-    </w:p>
-    <w:p>
-      <w:pPr>
-        <w:spacing w:line="288" w:lineRule="auto"/>
-        <w:ind w:firstLineChars="100" w:firstLine="256"/>
-        <w:rPr>
-          <w:rFonts w:ascii="Times New Roman" w:hAnsi="Times New Roman" w:cs="Times New Roman"/>
-          <w:color w:val="333333"/>
-          <w:spacing w:val="8"/>
-          <w:sz w:val="24"/>
-          <w:szCs w:val="21"/>
-          <w:shd w:val="clear" w:color="auto" w:fill="FFFFFF"/>
-        </w:rPr>
-      </w:pPr>
-      <w:r>
-        <w:rPr>
-          <w:rFonts w:ascii="Times New Roman" w:hAnsi="Times New Roman" w:cs="Times New Roman"/>
-          <w:color w:val="333333"/>
-          <w:spacing w:val="8"/>
-          <w:sz w:val="24"/>
-          <w:szCs w:val="21"/>
-          <w:shd w:val="clear" w:color="auto" w:fill="FFFFFF"/>
-        </w:rPr>
-        <w:t>UTF-8</w:t>
-      </w:r>
-      <w:r>
-        <w:rPr>
-          <w:rFonts w:ascii="Times New Roman" w:hAnsi="Times New Roman" w:cs="Times New Roman"/>
-          <w:color w:val="333333"/>
-          <w:spacing w:val="8"/>
-          <w:sz w:val="24"/>
-          <w:szCs w:val="21"/>
-          <w:shd w:val="clear" w:color="auto" w:fill="FFFFFF"/>
-        </w:rPr>
-        <w:t>与</w:t>
-      </w:r>
-      <w:r>
-        <w:rPr>
-          <w:rFonts w:ascii="Times New Roman" w:hAnsi="Times New Roman" w:cs="Times New Roman"/>
-          <w:color w:val="333333"/>
-          <w:spacing w:val="8"/>
-          <w:sz w:val="24"/>
-          <w:szCs w:val="21"/>
-          <w:shd w:val="clear" w:color="auto" w:fill="FFFFFF"/>
-        </w:rPr>
-        <w:t>UTF-16</w:t>
-      </w:r>
-      <w:r>
-        <w:rPr>
-          <w:rFonts w:ascii="Times New Roman" w:hAnsi="Times New Roman" w:cs="Times New Roman"/>
-          <w:color w:val="333333"/>
-          <w:spacing w:val="8"/>
-          <w:sz w:val="24"/>
-          <w:szCs w:val="21"/>
-          <w:shd w:val="clear" w:color="auto" w:fill="FFFFFF"/>
-        </w:rPr>
-        <w:t>都是变长编码，</w:t>
-      </w:r>
-      <w:r>
-        <w:rPr>
-          <w:rFonts w:ascii="Times New Roman" w:hAnsi="Times New Roman" w:cs="Times New Roman"/>
-          <w:color w:val="333333"/>
-          <w:spacing w:val="8"/>
-          <w:sz w:val="24"/>
-          <w:szCs w:val="21"/>
-          <w:shd w:val="clear" w:color="auto" w:fill="FFFFFF"/>
-        </w:rPr>
-        <w:t>UTF-32</w:t>
-      </w:r>
-      <w:r>
-        <w:rPr>
-          <w:rFonts w:ascii="Times New Roman" w:hAnsi="Times New Roman" w:cs="Times New Roman"/>
-          <w:color w:val="333333"/>
-          <w:spacing w:val="8"/>
-          <w:sz w:val="24"/>
-          <w:szCs w:val="21"/>
-          <w:shd w:val="clear" w:color="auto" w:fill="FFFFFF"/>
-        </w:rPr>
-        <w:t>则是</w:t>
-      </w:r>
-      <w:r>
-        <w:rPr>
-          <w:rFonts w:ascii="Times New Roman" w:hAnsi="Times New Roman" w:cs="Times New Roman"/>
-          <w:color w:val="333333"/>
-          <w:spacing w:val="8"/>
-          <w:sz w:val="24"/>
-          <w:szCs w:val="21"/>
-          <w:shd w:val="clear" w:color="auto" w:fill="FFFFFF"/>
-        </w:rPr>
-        <w:t>4byte</w:t>
-      </w:r>
-      <w:r>
-        <w:rPr>
-          <w:rFonts w:ascii="Times New Roman" w:hAnsi="Times New Roman" w:cs="Times New Roman"/>
-          <w:color w:val="333333"/>
-          <w:spacing w:val="8"/>
-          <w:sz w:val="24"/>
-          <w:szCs w:val="21"/>
-          <w:shd w:val="clear" w:color="auto" w:fill="FFFFFF"/>
-        </w:rPr>
-        <w:t>定长编码</w:t>
-      </w:r>
-    </w:p>
-    <w:p>
-      <w:pPr>
-        <w:spacing w:line="288" w:lineRule="auto"/>
-        <w:ind w:firstLineChars="100" w:firstLine="256"/>
-        <w:rPr>
-          <w:rFonts w:ascii="Times New Roman" w:hAnsi="Times New Roman" w:cs="Times New Roman"/>
-          <w:color w:val="333333"/>
-          <w:spacing w:val="8"/>
-          <w:sz w:val="24"/>
-          <w:szCs w:val="21"/>
-          <w:shd w:val="clear" w:color="auto" w:fill="FFFFFF"/>
-        </w:rPr>
-      </w:pPr>
-      <w:r>
-        <w:rPr>
-          <w:rFonts w:ascii="Times New Roman" w:hAnsi="Times New Roman" w:cs="Times New Roman"/>
-          <w:color w:val="333333"/>
-          <w:spacing w:val="8"/>
-          <w:sz w:val="24"/>
-          <w:szCs w:val="21"/>
-          <w:shd w:val="clear" w:color="auto" w:fill="FFFFFF"/>
-        </w:rPr>
-        <w:t>关于</w:t>
-      </w:r>
-      <w:r>
-        <w:rPr>
-          <w:rFonts w:ascii="Times New Roman" w:hAnsi="Times New Roman" w:cs="Times New Roman"/>
-          <w:color w:val="333333"/>
-          <w:spacing w:val="8"/>
-          <w:sz w:val="24"/>
-          <w:szCs w:val="21"/>
-          <w:shd w:val="clear" w:color="auto" w:fill="FFFFFF"/>
-        </w:rPr>
-        <w:t>UTF-16</w:t>
-      </w:r>
-      <w:r>
-        <w:rPr>
-          <w:rFonts w:ascii="Times New Roman" w:hAnsi="Times New Roman" w:cs="Times New Roman"/>
-          <w:color w:val="333333"/>
-          <w:spacing w:val="8"/>
-          <w:sz w:val="24"/>
-          <w:szCs w:val="21"/>
-          <w:shd w:val="clear" w:color="auto" w:fill="FFFFFF"/>
-        </w:rPr>
-        <w:t>的误解是很多的，部分可能由于它的名字上带了个</w:t>
-      </w:r>
-      <w:r>
-        <w:rPr>
-          <w:rFonts w:ascii="Times New Roman" w:hAnsi="Times New Roman" w:cs="Times New Roman"/>
-          <w:color w:val="333333"/>
-          <w:spacing w:val="8"/>
-          <w:sz w:val="24"/>
-          <w:szCs w:val="21"/>
-          <w:shd w:val="clear" w:color="auto" w:fill="FFFFFF"/>
-        </w:rPr>
-        <w:t>16</w:t>
-      </w:r>
-      <w:r>
-        <w:rPr>
-          <w:rFonts w:ascii="Times New Roman" w:hAnsi="Times New Roman" w:cs="Times New Roman"/>
-          <w:color w:val="333333"/>
-          <w:spacing w:val="8"/>
-          <w:sz w:val="24"/>
-          <w:szCs w:val="21"/>
-          <w:shd w:val="clear" w:color="auto" w:fill="FFFFFF"/>
-        </w:rPr>
-        <w:t>，让人误以为它是</w:t>
-      </w:r>
-      <w:r>
-        <w:rPr>
-          <w:rFonts w:ascii="Times New Roman" w:hAnsi="Times New Roman" w:cs="Times New Roman"/>
-          <w:color w:val="333333"/>
-          <w:spacing w:val="8"/>
-          <w:sz w:val="24"/>
-          <w:szCs w:val="21"/>
-          <w:shd w:val="clear" w:color="auto" w:fill="FFFFFF"/>
-        </w:rPr>
-        <w:t>16</w:t>
-      </w:r>
-      <w:r>
-        <w:rPr>
-          <w:rFonts w:ascii="Times New Roman" w:hAnsi="Times New Roman" w:cs="Times New Roman"/>
-          <w:color w:val="333333"/>
-          <w:spacing w:val="8"/>
-          <w:sz w:val="24"/>
-          <w:szCs w:val="21"/>
-          <w:shd w:val="clear" w:color="auto" w:fill="FFFFFF"/>
-        </w:rPr>
-        <w:t>位定长的两字节编码。但正像</w:t>
-      </w:r>
-      <w:r>
-        <w:rPr>
-          <w:rFonts w:ascii="Times New Roman" w:hAnsi="Times New Roman" w:cs="Times New Roman"/>
-          <w:color w:val="333333"/>
-          <w:spacing w:val="8"/>
-          <w:sz w:val="24"/>
-          <w:szCs w:val="21"/>
-          <w:shd w:val="clear" w:color="auto" w:fill="FFFFFF"/>
-        </w:rPr>
-        <w:t>UTF-8</w:t>
-      </w:r>
-      <w:r>
-        <w:rPr>
-          <w:rFonts w:ascii="Times New Roman" w:hAnsi="Times New Roman" w:cs="Times New Roman"/>
-          <w:color w:val="333333"/>
-          <w:spacing w:val="8"/>
-          <w:sz w:val="24"/>
-          <w:szCs w:val="21"/>
-          <w:shd w:val="clear" w:color="auto" w:fill="FFFFFF"/>
-        </w:rPr>
-        <w:t>并不是仅仅是</w:t>
-      </w:r>
-      <w:r>
-        <w:rPr>
-          <w:rFonts w:ascii="Times New Roman" w:hAnsi="Times New Roman" w:cs="Times New Roman"/>
-          <w:color w:val="333333"/>
-          <w:spacing w:val="8"/>
-          <w:sz w:val="24"/>
-          <w:szCs w:val="21"/>
-          <w:shd w:val="clear" w:color="auto" w:fill="FFFFFF"/>
-        </w:rPr>
-        <w:t>8</w:t>
-      </w:r>
-      <w:r>
-        <w:rPr>
-          <w:rFonts w:ascii="Times New Roman" w:hAnsi="Times New Roman" w:cs="Times New Roman"/>
-          <w:color w:val="333333"/>
-          <w:spacing w:val="8"/>
-          <w:sz w:val="24"/>
-          <w:szCs w:val="21"/>
-          <w:shd w:val="clear" w:color="auto" w:fill="FFFFFF"/>
-        </w:rPr>
-        <w:t>位一样，</w:t>
-      </w:r>
-      <w:r>
-        <w:rPr>
-          <w:rFonts w:ascii="Times New Roman" w:hAnsi="Times New Roman" w:cs="Times New Roman"/>
-          <w:color w:val="333333"/>
-          <w:spacing w:val="8"/>
-          <w:sz w:val="24"/>
-          <w:szCs w:val="21"/>
-          <w:shd w:val="clear" w:color="auto" w:fill="FFFFFF"/>
-        </w:rPr>
-        <w:t>UTF-16</w:t>
-      </w:r>
-      <w:r>
-        <w:rPr>
-          <w:rFonts w:ascii="Times New Roman" w:hAnsi="Times New Roman" w:cs="Times New Roman"/>
-          <w:color w:val="333333"/>
-          <w:spacing w:val="8"/>
-          <w:sz w:val="24"/>
-          <w:szCs w:val="21"/>
-          <w:shd w:val="clear" w:color="auto" w:fill="FFFFFF"/>
-        </w:rPr>
-        <w:t>也不仅仅是</w:t>
-      </w:r>
-      <w:r>
-        <w:rPr>
-          <w:rFonts w:ascii="Times New Roman" w:hAnsi="Times New Roman" w:cs="Times New Roman"/>
-          <w:color w:val="333333"/>
-          <w:spacing w:val="8"/>
-          <w:sz w:val="24"/>
-          <w:szCs w:val="21"/>
-          <w:shd w:val="clear" w:color="auto" w:fill="FFFFFF"/>
-        </w:rPr>
-        <w:t>16</w:t>
-      </w:r>
-      <w:r>
-        <w:rPr>
-          <w:rFonts w:ascii="Times New Roman" w:hAnsi="Times New Roman" w:cs="Times New Roman"/>
-          <w:color w:val="333333"/>
-          <w:spacing w:val="8"/>
-          <w:sz w:val="24"/>
-          <w:szCs w:val="21"/>
-          <w:shd w:val="clear" w:color="auto" w:fill="FFFFFF"/>
-        </w:rPr>
-        <w:t>位。</w:t>
-      </w:r>
-    </w:p>
-    <w:p>
-      <w:pPr>
-        <w:spacing w:line="288" w:lineRule="auto"/>
         <w:ind w:firstLineChars="100" w:firstLine="256"/>
         <w:rPr>
           <w:rFonts w:ascii="Times New Roman" w:hAnsi="Times New Roman" w:cs="Times New Roman"/>
@@ -9090,6 +7076,7 @@
           <w:sz w:val="24"/>
           <w:szCs w:val="21"/>
         </w:rPr>
+        <w:lastRenderedPageBreak/>
         <w:t>String item = buys[i];</w:t>
       </w:r>
     </w:p>
@@ -9676,7 +7663,6 @@
           <w:noProof/>
           <w:sz w:val="24"/>
         </w:rPr>
-        <w:lastRenderedPageBreak/>
         <w:drawing>
           <wp:inline distT="0" distB="0" distL="0" distR="0" wp14:anchorId="74695212" wp14:editId="077E642B">
             <wp:extent cx="5274310" cy="2631289"/>
@@ -9695,7 +7681,7 @@
                     </pic:cNvPicPr>
                   </pic:nvPicPr>
                   <pic:blipFill>
-                    <a:blip r:embed="rId10">
+                    <a:blip r:embed="rId9">
                       <a:extLst>
                         <a:ext uri="{28A0092B-C50C-407E-A947-70E740481C1C}">
                           <a14:useLocalDpi xmlns:a14="http://schemas.microsoft.com/office/drawing/2010/main" val="0"/>
